--- a/cv/Khadijah_Aamir_Chaudhry_Professional_CV.docx
+++ b/cv/Khadijah_Aamir_Chaudhry_Professional_CV.docx
@@ -8,16 +8,14 @@
         <w:spacing w:after="0"/>
         <w:jc w:val="center"/>
       </w:pPr>
-      <w:hyperlink r:id="rId12">
-        <w:r>
-          <w:rPr>
-            <w:rFonts w:ascii="Times New Roman" w:hAnsi="Times New Roman"/>
-            <w:b/>
-            <w:sz w:val="34"/>
-          </w:rPr>
-          <w:t xml:space="preserve">Khadijah Aamir Chaudhry</w:t>
-        </w:r>
-      </w:hyperlink>
+      <w:r>
+        <w:rPr>
+          <w:rFonts w:ascii="Times New Roman" w:hAnsi="Times New Roman"/>
+          <w:b/>
+          <w:sz w:val="34"/>
+        </w:rPr>
+        <w:t>Khadijah Aamir Chaudhry</w:t>
+      </w:r>
     </w:p>
     <w:p>
       <w:pPr>
@@ -91,14 +89,12 @@
           <w:tab w:pos="10296" w:val="right"/>
         </w:tabs>
       </w:pPr>
-      <w:hyperlink r:id="rId13">
-        <w:r>
-          <w:rPr>
-            <w:b/>
-          </w:rPr>
-          <w:t xml:space="preserve">Lahore University of Management Sciences (LUMS)</w:t>
-        </w:r>
-      </w:hyperlink>
+      <w:r>
+        <w:rPr>
+          <w:b/>
+        </w:rPr>
+        <w:t>Lahore University of Management Sciences (LUMS)</w:t>
+      </w:r>
       <w:r>
         <w:tab/>
       </w:r>
@@ -203,10 +199,11 @@
         </w:rPr>
         <w:t xml:space="preserve">Research Assistant, </w:t>
       </w:r>
-      <w:hyperlink r:id="rId14">
+      <w:hyperlink r:id="rId12">
         <w:r>
           <w:rPr>
             <w:b/>
+            <w:color w:val="175A86"/>
           </w:rPr>
           <w:t xml:space="preserve">CHASE Lab</w:t>
         </w:r>
@@ -237,8 +234,11 @@
       <w:r>
         <w:t xml:space="preserve">Supervisor: </w:t>
       </w:r>
-      <w:hyperlink r:id="rId15">
+      <w:hyperlink r:id="rId13">
         <w:r>
+          <w:rPr>
+            <w:color w:val="175A86"/>
+          </w:rPr>
           <w:t xml:space="preserve">Dr. Muhammad Ali Siddiqi</w:t>
         </w:r>
       </w:hyperlink>
@@ -277,10 +277,11 @@
         </w:rPr>
         <w:t xml:space="preserve">Research Assistant, </w:t>
       </w:r>
-      <w:hyperlink r:id="rId16">
+      <w:hyperlink r:id="rId14">
         <w:r>
           <w:rPr>
             <w:b/>
+            <w:color w:val="175A86"/>
           </w:rPr>
           <w:t xml:space="preserve">SysNet Lab</w:t>
         </w:r>
@@ -311,8 +312,11 @@
       <w:r>
         <w:t xml:space="preserve">Supervisor: </w:t>
       </w:r>
-      <w:hyperlink r:id="rId17">
+      <w:hyperlink r:id="rId15">
         <w:r>
+          <w:rPr>
+            <w:color w:val="175A86"/>
+          </w:rPr>
           <w:t xml:space="preserve">Dr. Naveed Anwar Bhatti</w:t>
         </w:r>
       </w:hyperlink>
@@ -358,10 +362,11 @@
           <w:tab w:pos="10296" w:val="right"/>
         </w:tabs>
       </w:pPr>
-      <w:hyperlink r:id="rId18">
+      <w:hyperlink r:id="rId16">
         <w:r>
           <w:rPr>
             <w:b/>
+            <w:color w:val="175A86"/>
           </w:rPr>
           <w:t xml:space="preserve">On Chip Behavioral Monitoring</w:t>
         </w:r>
@@ -404,10 +409,11 @@
           <w:tab w:pos="10296" w:val="right"/>
         </w:tabs>
       </w:pPr>
-      <w:hyperlink r:id="rId19">
+      <w:hyperlink r:id="rId17">
         <w:r>
           <w:rPr>
             <w:b/>
+            <w:color w:val="175A86"/>
           </w:rPr>
           <w:t xml:space="preserve">Protected Media Containers</w:t>
         </w:r>
@@ -450,10 +456,11 @@
           <w:tab w:pos="10296" w:val="right"/>
         </w:tabs>
       </w:pPr>
-      <w:hyperlink r:id="rId20">
+      <w:hyperlink r:id="rId18">
         <w:r>
           <w:rPr>
             <w:b/>
+            <w:color w:val="175A86"/>
           </w:rPr>
           <w:t xml:space="preserve">EyeSense: Mobile Eyesight Screening</w:t>
         </w:r>
@@ -496,10 +503,11 @@
           <w:tab w:pos="10296" w:val="right"/>
         </w:tabs>
       </w:pPr>
-      <w:hyperlink r:id="rId21">
+      <w:hyperlink r:id="rId19">
         <w:r>
           <w:rPr>
             <w:b/>
+            <w:color w:val="175A86"/>
           </w:rPr>
           <w:t xml:space="preserve">Post-Quantum Cryptography on ESP32</w:t>
         </w:r>
@@ -523,14 +531,12 @@
       <w:r>
         <w:t xml:space="preserve">• Benchmarked </w:t>
       </w:r>
-      <w:hyperlink r:id="rId22">
-        <w:r>
-          <w:rPr>
-            <w:b/>
-          </w:rPr>
-          <w:t xml:space="preserve">Kyber-512, Light-SABER, and Dilithium-II</w:t>
-        </w:r>
-      </w:hyperlink>
+      <w:r>
+        <w:rPr>
+          <w:b/>
+        </w:rPr>
+        <w:t>Kyber-512, Light-SABER, and Dilithium-II</w:t>
+      </w:r>
       <w:r>
         <w:t xml:space="preserve"> on ESP32 for latency, memory, network cost, and estimated energy use.</w:t>
       </w:r>
@@ -620,10 +626,11 @@
         </w:rPr>
         <w:t xml:space="preserve">Marketing Manager, </w:t>
       </w:r>
-      <w:hyperlink r:id="rId23">
+      <w:hyperlink r:id="rId20">
         <w:r>
           <w:rPr>
             <w:b/>
+            <w:color w:val="175A86"/>
           </w:rPr>
           <w:t xml:space="preserve">Fintelligent Solutions</w:t>
         </w:r>
@@ -672,10 +679,11 @@
         </w:rPr>
         <w:t xml:space="preserve">Data Collection Coach, </w:t>
       </w:r>
-      <w:hyperlink r:id="rId24">
+      <w:hyperlink r:id="rId21">
         <w:r>
           <w:rPr>
             <w:b/>
+            <w:color w:val="175A86"/>
           </w:rPr>
           <w:t xml:space="preserve">Uplift AI</w:t>
         </w:r>
@@ -775,10 +783,11 @@
           <w:tab w:pos="10296" w:val="right"/>
         </w:tabs>
       </w:pPr>
-      <w:hyperlink r:id="rId25">
+      <w:hyperlink r:id="rId22">
         <w:r>
           <w:rPr>
             <w:b/>
+            <w:color w:val="175A86"/>
           </w:rPr>
           <w:t xml:space="preserve">Women in STEM Coordinator</w:t>
         </w:r>
@@ -831,16 +840,8 @@
         <w:rPr>
           <w:b/>
         </w:rPr>
-        <w:t xml:space="preserve">Co-Founder and Logistics Director, </w:t>
+        <w:t>Co-Founder and Logistics Director, Umeed-e-Nau</w:t>
       </w:r>
-      <w:hyperlink r:id="rId26">
-        <w:r>
-          <w:rPr>
-            <w:b/>
-          </w:rPr>
-          <w:t xml:space="preserve">Umeed-e-Nau</w:t>
-        </w:r>
-      </w:hyperlink>
       <w:r>
         <w:tab/>
       </w:r>
